--- a/word_reports/LP_0238_위치_384_Maurice Leclerc et Son Or.docx
+++ b/word_reports/LP_0238_위치_384_Maurice Leclerc et Son Or.docx
@@ -4,7 +4,7 @@
   <w:body>
     <w:p>
       <w:pPr>
-        <w:spacing w:after="280"/>
+        <w:spacing w:after="80"/>
       </w:pPr>
       <w:r>
         <w:rPr w:rFonts="맑은 고딕">
@@ -13,94 +13,47 @@
           <w:color w:val="1E3A8A"/>
           <w:sz w:val="30"/>
         </w:rPr>
-        <w:t>[384] Maurice Leclerc et Son Orche. - Italian Screen Themes Custom 20</w:t>
+        <w:t>Maurice Leclerc et Son Orche. (모리스 르클레르(Maurice Leclerc)와 손 오르셰(Son Orche).) - Italian Screen Themes Custom 20</w:t>
       </w:r>
     </w:p>
     <w:p>
       <w:pPr>
-        <w:spacing w:after="320"/>
+        <w:spacing w:after="240"/>
       </w:pPr>
       <w:r>
         <w:rPr w:rFonts="맑은 고딕">
           <w:rFonts w:ascii="맑은 고딕" w:hAnsi="맑은 고딕" w:eastAsia="맑은 고딕"/>
           <w:b/>
-          <w:sz w:val="20"/>
+          <w:color w:val="4B5563"/>
+          <w:sz w:val="22"/>
         </w:rPr>
-        <w:t>■ 위치 : 384</w:t>
-        <w:br/>
-      </w:r>
-      <w:r>
-        <w:rPr w:rFonts="맑은 고딕">
-          <w:rFonts w:ascii="맑은 고딕" w:hAnsi="맑은 고딕" w:eastAsia="맑은 고딕"/>
-          <w:b/>
-          <w:sz w:val="20"/>
-        </w:rPr>
-        <w:t>■ 아티스트 : Maurice Leclerc et Son Orche.</w:t>
-        <w:br/>
-      </w:r>
-      <w:r>
-        <w:rPr w:rFonts="맑은 고딕">
-          <w:rFonts w:ascii="맑은 고딕" w:hAnsi="맑은 고딕" w:eastAsia="맑은 고딕"/>
-          <w:b/>
-          <w:sz w:val="20"/>
-        </w:rPr>
-        <w:t>■ 앨범명 : Italian Screen Themes Custom 20</w:t>
-        <w:br/>
-      </w:r>
-      <w:r>
-        <w:rPr w:rFonts="맑은 고딕">
-          <w:rFonts w:ascii="맑은 고딕" w:hAnsi="맑은 고딕" w:eastAsia="맑은 고딕"/>
-          <w:b w:val="0"/>
-          <w:sz w:val="20"/>
-        </w:rPr>
-        <w:t>■ 음반 레이블 : King Records (Seven Seas)</w:t>
-        <w:br/>
-      </w:r>
-      <w:r>
-        <w:rPr w:rFonts="맑은 고딕">
-          <w:rFonts w:ascii="맑은 고딕" w:hAnsi="맑은 고딕" w:eastAsia="맑은 고딕"/>
-          <w:b w:val="0"/>
-          <w:sz w:val="20"/>
-        </w:rPr>
-        <w:t>■ 발매년도 : 1972</w:t>
-        <w:br/>
-      </w:r>
-      <w:r>
-        <w:rPr w:rFonts="맑은 고딕">
-          <w:rFonts w:ascii="맑은 고딕" w:hAnsi="맑은 고딕" w:eastAsia="맑은 고딕"/>
-          <w:b w:val="0"/>
-          <w:sz w:val="20"/>
-        </w:rPr>
-        <w:t>■ 장르 : 이지 리스닝 (Easy Listening), 영화 음악 (Film Soundtrack), 오케스트라 (Orchestral)</w:t>
-        <w:br/>
-      </w:r>
-      <w:r>
-        <w:rPr w:rFonts="맑은 고딕">
-          <w:rFonts w:ascii="맑은 고딕" w:hAnsi="맑은 고딕" w:eastAsia="맑은 고딕"/>
-          <w:b w:val="0"/>
-          <w:sz w:val="20"/>
-        </w:rPr>
-        <w:t>■ 주요 수록곡 : 1. Love Theme From 'The Godfather' (대부 - 사랑의 테마)</w:t>
-        <w:br/>
+        <w:t>위치 :  384</w:t>
       </w:r>
     </w:p>
     <w:p>
       <w:pPr>
-        <w:spacing w:after="160"/>
+        <w:spacing w:line="324" w:lineRule="auto" w:before="80" w:after="160"/>
       </w:pPr>
       <w:r>
         <w:rPr w:rFonts="맑은 고딕">
           <w:rFonts w:ascii="맑은 고딕" w:hAnsi="맑은 고딕" w:eastAsia="맑은 고딕"/>
           <w:b/>
           <w:color w:val="1F2937"/>
-          <w:sz w:val="24"/>
+          <w:sz w:val="22"/>
         </w:rPr>
-        <w:t>■ 음반 해설 및 감상 가이드</w:t>
+        <w:t xml:space="preserve">[음반 소개] </w:t>
+      </w:r>
+      <w:r>
+        <w:rPr w:rFonts="맑은 고딕">
+          <w:rFonts w:ascii="맑은 고딕" w:hAnsi="맑은 고딕" w:eastAsia="맑은 고딕"/>
+          <w:b w:val="0"/>
+          <w:sz w:val="21"/>
+        </w:rPr>
       </w:r>
     </w:p>
     <w:p>
       <w:pPr>
-        <w:spacing w:line="312" w:lineRule="auto" w:after="120"/>
+        <w:spacing w:line="324" w:lineRule="auto" w:after="120"/>
       </w:pPr>
       <w:r>
         <w:rPr w:rFonts="맑은 고딕">
@@ -108,51 +61,516 @@
           <w:b w:val="0"/>
           <w:sz w:val="21"/>
         </w:rPr>
-        <w:t>1970년대 일본 킹 레코드(King Records)의 명품 컴필레이션 라인업인 'Custom 20' 시리즈로 발매된 이 음반은 프랑스의 유려한 악단장 모리스 르클레르(Maurice Leclerc)와 그의 오케스트라가 연주한 이탈리아 영화 음악 정선집입니다. 1960~70년대 세계 영화사를 풍성하게 수놓았던 이탈리아 시네마의 황금기 명작 테마곡들을 LP 한 장에 밀도 있게 담아내어, 당시 음악 팬들과 아날로그 애호가들에게 깊은 향수를 선사했던 대표적인 이지 리스닝 음반입니다.</w:t>
+        <w:t>지중해의 눈부신 태양과 은막 뒤편에 흐르는 서정적 비애를 유려한 현악의 울림으로 포착해 낸 격조 높은 오케스트라 명반입니다. 유럽 이지리스닝 무드의 거장 모리스 르클레르가 이끄는 오케스트라는 이탈리아 영화 음악 특유의 뜨거운 서사와 낭만을 극적인 다이내믹과 감각적인 편곡으로 완벽히 재해석해 냅니다. 한 편의 시처럼 흐르는 선율 속에서 당대 시네마 천국을 꿈꾸던 전 세계 음악 팬들에게 은막의 깊은 잔향을 선물하며, 세월이 흘러도 퇴색되지 않는 클래시컬 팝 사운드의 진수를 들려줍니다.</w:t>
       </w:r>
     </w:p>
     <w:p>
       <w:pPr>
-        <w:spacing w:line="312" w:lineRule="auto" w:after="120"/>
+        <w:spacing w:line="324" w:lineRule="auto" w:before="200" w:after="80"/>
       </w:pPr>
+      <w:r>
+        <w:rPr w:rFonts="맑은 고딕">
+          <w:rFonts w:ascii="맑은 고딕" w:hAnsi="맑은 고딕" w:eastAsia="맑은 고딕"/>
+          <w:b/>
+          <w:color w:val="1E3A8A"/>
+          <w:sz w:val="24"/>
+        </w:rPr>
+        <w:t>1. 음반 데이터</w:t>
+      </w:r>
+    </w:p>
+    <w:p>
+      <w:pPr>
+        <w:spacing w:line="324" w:lineRule="auto" w:after="80"/>
+      </w:pPr>
+      <w:r>
+        <w:rPr w:rFonts="맑은 고딕">
+          <w:rFonts w:ascii="맑은 고딕" w:hAnsi="맑은 고딕" w:eastAsia="맑은 고딕"/>
+          <w:b w:val="0"/>
+          <w:color w:val="6B7280"/>
+          <w:sz w:val="21"/>
+        </w:rPr>
+        <w:t xml:space="preserve">· </w:t>
+      </w:r>
+      <w:r>
+        <w:rPr w:rFonts="맑은 고딕">
+          <w:rFonts w:ascii="맑은 고딕" w:hAnsi="맑은 고딕" w:eastAsia="맑은 고딕"/>
+          <w:b/>
+          <w:color w:val="1F2937"/>
+          <w:sz w:val="21"/>
+        </w:rPr>
+        <w:t xml:space="preserve">앨범명: </w:t>
+      </w:r>
       <w:r>
         <w:rPr w:rFonts="맑은 고딕">
           <w:rFonts w:ascii="맑은 고딕" w:hAnsi="맑은 고딕" w:eastAsia="맑은 고딕"/>
           <w:b w:val="0"/>
           <w:sz w:val="21"/>
         </w:rPr>
-        <w:t>모리스 르클레르 오케스트라 특유의 우아하고 세련된 편곡은 이탈리아 영화 음악이 지닌 특유의 서정성과 애수 어린 멜로디를 극대화합니다. 니노 로타(Nino Rota), 스텔비오 치프리아니(Stelvio Cipriani) 등 시네마 뮤직 거장들이 남긴 원곡의 드라마틱한 선율을 바탕으로, 화려하면서도 과하지 않은 현악 앙상블과 감성적인 목관 악기 솔로를 더해 유럽 고전 오케스트라 특유의 품격 있는 사운드로 재해석해냈습니다.</w:t>
+        <w:t>Italian Screen Themes Custom 20</w:t>
       </w:r>
     </w:p>
     <w:p>
       <w:pPr>
-        <w:spacing w:line="312" w:lineRule="auto" w:after="120"/>
+        <w:spacing w:line="324" w:lineRule="auto" w:after="80"/>
       </w:pPr>
+      <w:r>
+        <w:rPr w:rFonts="맑은 고딕">
+          <w:rFonts w:ascii="맑은 고딕" w:hAnsi="맑은 고딕" w:eastAsia="맑은 고딕"/>
+          <w:b w:val="0"/>
+          <w:color w:val="6B7280"/>
+          <w:sz w:val="21"/>
+        </w:rPr>
+        <w:t xml:space="preserve">· </w:t>
+      </w:r>
+      <w:r>
+        <w:rPr w:rFonts="맑은 고딕">
+          <w:rFonts w:ascii="맑은 고딕" w:hAnsi="맑은 고딕" w:eastAsia="맑은 고딕"/>
+          <w:b/>
+          <w:color w:val="1F2937"/>
+          <w:sz w:val="21"/>
+        </w:rPr>
+        <w:t xml:space="preserve">아티스트: </w:t>
+      </w:r>
       <w:r>
         <w:rPr w:rFonts="맑은 고딕">
           <w:rFonts w:ascii="맑은 고딕" w:hAnsi="맑은 고딕" w:eastAsia="맑은 고딕"/>
           <w:b w:val="0"/>
           <w:sz w:val="21"/>
         </w:rPr>
-        <w:t>수록곡의 면면 또한 이탈리아 영화 음악의 정수를 보여줍니다. 영화 &lt;대부&gt;의 낭만적이면서도 애달픈 '사랑의 테마'를 시작으로, 비극적 사랑의 아름다움을 그린 &lt;해바라기&gt;와 &lt;베니스의 사랑&gt;, 그리고 이탈리아 네오리얼리즘의 온기가 느껴지는 &lt;철도원&gt;과 페데리코 펠리니 감독의 거작 &lt;길&gt;의 테마까지 시대를 풍미한 명곡들이 매끄럽게 이어집니다. 각 트랙은 한 편의 영화 속 명장면을 눈앞에 연상시키듯 세밀하고 감성적인 연주로 감상자를 사로잡습니다.</w:t>
+        <w:t>Maurice Leclerc et Son Orche. (모리스 르클레르(Maurice Leclerc)와 손 오르셰(Son Orche).)</w:t>
       </w:r>
     </w:p>
     <w:p>
       <w:pPr>
-        <w:spacing w:line="312" w:lineRule="auto" w:after="120"/>
+        <w:spacing w:line="324" w:lineRule="auto" w:after="80"/>
       </w:pPr>
+      <w:r>
+        <w:rPr w:rFonts="맑은 고딕">
+          <w:rFonts w:ascii="맑은 고딕" w:hAnsi="맑은 고딕" w:eastAsia="맑은 고딕"/>
+          <w:b w:val="0"/>
+          <w:color w:val="6B7280"/>
+          <w:sz w:val="21"/>
+        </w:rPr>
+        <w:t xml:space="preserve">· </w:t>
+      </w:r>
+      <w:r>
+        <w:rPr w:rFonts="맑은 고딕">
+          <w:rFonts w:ascii="맑은 고딕" w:hAnsi="맑은 고딕" w:eastAsia="맑은 고딕"/>
+          <w:b/>
+          <w:color w:val="1F2937"/>
+          <w:sz w:val="21"/>
+        </w:rPr>
+        <w:t xml:space="preserve">발매 정보: </w:t>
+      </w:r>
       <w:r>
         <w:rPr w:rFonts="맑은 고딕">
           <w:rFonts w:ascii="맑은 고딕" w:hAnsi="맑은 고딕" w:eastAsia="맑은 고딕"/>
           <w:b w:val="0"/>
           <w:sz w:val="21"/>
         </w:rPr>
-        <w:t>1970년대 아날로그 LP 특유의 따뜻하고 풍성한 음색과 킹 레코드의 우수한 기술력이 결합된 이 음반은 오케스트라의 정제된 연주를 한층 더 돋보이게 합니다. 단순한 소장용 음반을 넘어, 지친 일상 속에서 이탈리아 고전 영화의 낭만과 추억을 고급스러운 오케스트라 선율로 음미하고자 하는 음악 애호가들에게 시대를 초월한 감동을 전해주는 명음반입니다.</w:t>
+        <w:t>1970년대 무드 오케스트라 및 스크린 뮤직의 황금기에 기획된 일본 빅터(Victor) 음반사의 고급 오디오파일·디럭스 컴필레이션 라인인 'Custom 20' 시리즈의 일환으로 발매되었습니다.</w:t>
+      </w:r>
+    </w:p>
+    <w:p>
+      <w:pPr>
+        <w:spacing w:line="324" w:lineRule="auto" w:after="80"/>
+      </w:pPr>
+      <w:r>
+        <w:rPr w:rFonts="맑은 고딕">
+          <w:rFonts w:ascii="맑은 고딕" w:hAnsi="맑은 고딕" w:eastAsia="맑은 고딕"/>
+          <w:b w:val="0"/>
+          <w:color w:val="6B7280"/>
+          <w:sz w:val="21"/>
+        </w:rPr>
+        <w:t xml:space="preserve">· </w:t>
+      </w:r>
+      <w:r>
+        <w:rPr w:rFonts="맑은 고딕">
+          <w:rFonts w:ascii="맑은 고딕" w:hAnsi="맑은 고딕" w:eastAsia="맑은 고딕"/>
+          <w:b/>
+          <w:color w:val="1F2937"/>
+          <w:sz w:val="21"/>
+        </w:rPr>
+        <w:t xml:space="preserve">LP 인기도(판매량): </w:t>
+      </w:r>
+      <w:r>
+        <w:rPr w:rFonts="맑은 고딕">
+          <w:rFonts w:ascii="맑은 고딕" w:hAnsi="맑은 고딕" w:eastAsia="맑은 고딕"/>
+          <w:b w:val="0"/>
+          <w:sz w:val="21"/>
+        </w:rPr>
+        <w:t>1970년대 아날로그 오디오 보급 붐과 맞물려 무드 음악 및 영화음악 애호가들 사이에서 필청반으로 자리 잡았으며, 아시아와 유럽의 이지리스닝 시장에서 롱셀러를 기록했습니다.</w:t>
+      </w:r>
+    </w:p>
+    <w:p>
+      <w:pPr>
+        <w:spacing w:line="324" w:lineRule="auto" w:after="80"/>
+      </w:pPr>
+      <w:r>
+        <w:rPr w:rFonts="맑은 고딕">
+          <w:rFonts w:ascii="맑은 고딕" w:hAnsi="맑은 고딕" w:eastAsia="맑은 고딕"/>
+          <w:b w:val="0"/>
+          <w:color w:val="6B7280"/>
+          <w:sz w:val="21"/>
+        </w:rPr>
+        <w:t xml:space="preserve">· </w:t>
+      </w:r>
+      <w:r>
+        <w:rPr w:rFonts="맑은 고딕">
+          <w:rFonts w:ascii="맑은 고딕" w:hAnsi="맑은 고딕" w:eastAsia="맑은 고딕"/>
+          <w:b/>
+          <w:color w:val="1F2937"/>
+          <w:sz w:val="21"/>
+        </w:rPr>
+        <w:t xml:space="preserve">각종 수상경력: </w:t>
+      </w:r>
+      <w:r>
+        <w:rPr w:rFonts="맑은 고딕">
+          <w:rFonts w:ascii="맑은 고딕" w:hAnsi="맑은 고딕" w:eastAsia="맑은 고딕"/>
+          <w:b w:val="0"/>
+          <w:sz w:val="21"/>
+        </w:rPr>
+        <w:t>대중가요 차트의 경쟁을 벗어나 순수 음악성과 유려한 관현악 편곡의 가치를 인정받았으며, 일본 및 유럽 오디오 전문지로부터 우수 사운드트랙 편곡반으로 호평을 받았습니다.</w:t>
+      </w:r>
+    </w:p>
+    <w:p>
+      <w:pPr>
+        <w:spacing w:line="324" w:lineRule="auto" w:before="200" w:after="80"/>
+      </w:pPr>
+      <w:r>
+        <w:rPr w:rFonts="맑은 고딕">
+          <w:rFonts w:ascii="맑은 고딕" w:hAnsi="맑은 고딕" w:eastAsia="맑은 고딕"/>
+          <w:b/>
+          <w:color w:val="1E3A8A"/>
+          <w:sz w:val="24"/>
+        </w:rPr>
+        <w:t>2. 아티스트 정보</w:t>
+      </w:r>
+    </w:p>
+    <w:p>
+      <w:pPr>
+        <w:spacing w:line="324" w:lineRule="auto" w:after="80"/>
+      </w:pPr>
+      <w:r>
+        <w:rPr w:rFonts="맑은 고딕">
+          <w:rFonts w:ascii="맑은 고딕" w:hAnsi="맑은 고딕" w:eastAsia="맑은 고딕"/>
+          <w:b w:val="0"/>
+          <w:color w:val="6B7280"/>
+          <w:sz w:val="21"/>
+        </w:rPr>
+        <w:t xml:space="preserve">· </w:t>
+      </w:r>
+      <w:r>
+        <w:rPr w:rFonts="맑은 고딕">
+          <w:rFonts w:ascii="맑은 고딕" w:hAnsi="맑은 고딕" w:eastAsia="맑은 고딕"/>
+          <w:b/>
+          <w:color w:val="1F2937"/>
+          <w:sz w:val="21"/>
+        </w:rPr>
+        <w:t xml:space="preserve">국적: </w:t>
+      </w:r>
+      <w:r>
+        <w:rPr w:rFonts="맑은 고딕">
+          <w:rFonts w:ascii="맑은 고딕" w:hAnsi="맑은 고딕" w:eastAsia="맑은 고딕"/>
+          <w:b w:val="0"/>
+          <w:sz w:val="21"/>
+        </w:rPr>
+        <w:t>프랑스 (France)</w:t>
+      </w:r>
+    </w:p>
+    <w:p>
+      <w:pPr>
+        <w:spacing w:line="324" w:lineRule="auto" w:after="80"/>
+      </w:pPr>
+      <w:r>
+        <w:rPr w:rFonts="맑은 고딕">
+          <w:rFonts w:ascii="맑은 고딕" w:hAnsi="맑은 고딕" w:eastAsia="맑은 고딕"/>
+          <w:b w:val="0"/>
+          <w:color w:val="6B7280"/>
+          <w:sz w:val="21"/>
+        </w:rPr>
+        <w:t xml:space="preserve">· </w:t>
+      </w:r>
+      <w:r>
+        <w:rPr w:rFonts="맑은 고딕">
+          <w:rFonts w:ascii="맑은 고딕" w:hAnsi="맑은 고딕" w:eastAsia="맑은 고딕"/>
+          <w:b/>
+          <w:color w:val="1F2937"/>
+          <w:sz w:val="21"/>
+        </w:rPr>
+        <w:t xml:space="preserve">생몰년도: </w:t>
+      </w:r>
+      <w:r>
+        <w:rPr w:rFonts="맑은 고딕">
+          <w:rFonts w:ascii="맑은 고딕" w:hAnsi="맑은 고딕" w:eastAsia="맑은 고딕"/>
+          <w:b w:val="0"/>
+          <w:sz w:val="21"/>
+        </w:rPr>
+        <w:t>20세기 중후반 활동 (1960~1970년대 전성기)</w:t>
+      </w:r>
+    </w:p>
+    <w:p>
+      <w:pPr>
+        <w:spacing w:line="324" w:lineRule="auto" w:after="80"/>
+      </w:pPr>
+      <w:r>
+        <w:rPr w:rFonts="맑은 고딕">
+          <w:rFonts w:ascii="맑은 고딕" w:hAnsi="맑은 고딕" w:eastAsia="맑은 고딕"/>
+          <w:b w:val="0"/>
+          <w:color w:val="6B7280"/>
+          <w:sz w:val="21"/>
+        </w:rPr>
+        <w:t xml:space="preserve">· </w:t>
+      </w:r>
+      <w:r>
+        <w:rPr w:rFonts="맑은 고딕">
+          <w:rFonts w:ascii="맑은 고딕" w:hAnsi="맑은 고딕" w:eastAsia="맑은 고딕"/>
+          <w:b/>
+          <w:color w:val="1F2937"/>
+          <w:sz w:val="21"/>
+        </w:rPr>
+        <w:t xml:space="preserve">그룹 소속: </w:t>
+      </w:r>
+      <w:r>
+        <w:rPr w:rFonts="맑은 고딕">
+          <w:rFonts w:ascii="맑은 고딕" w:hAnsi="맑은 고딕" w:eastAsia="맑은 고딕"/>
+          <w:b w:val="0"/>
+          <w:sz w:val="21"/>
+        </w:rPr>
+        <w:t>대편성 팝스 오케스트라 (Orchestra)</w:t>
+      </w:r>
+    </w:p>
+    <w:p>
+      <w:pPr>
+        <w:spacing w:line="324" w:lineRule="auto" w:after="80"/>
+      </w:pPr>
+      <w:r>
+        <w:rPr w:rFonts="맑은 고딕">
+          <w:rFonts w:ascii="맑은 고딕" w:hAnsi="맑은 고딕" w:eastAsia="맑은 고딕"/>
+          <w:b w:val="0"/>
+          <w:color w:val="6B7280"/>
+          <w:sz w:val="21"/>
+        </w:rPr>
+        <w:t xml:space="preserve">· </w:t>
+      </w:r>
+      <w:r>
+        <w:rPr w:rFonts="맑은 고딕">
+          <w:rFonts w:ascii="맑은 고딕" w:hAnsi="맑은 고딕" w:eastAsia="맑은 고딕"/>
+          <w:b/>
+          <w:color w:val="1F2937"/>
+          <w:sz w:val="21"/>
+        </w:rPr>
+        <w:t xml:space="preserve">아티스트 소개: </w:t>
+      </w:r>
+      <w:r>
+        <w:rPr w:rFonts="맑은 고딕">
+          <w:rFonts w:ascii="맑은 고딕" w:hAnsi="맑은 고딕" w:eastAsia="맑은 고딕"/>
+          <w:b w:val="0"/>
+          <w:sz w:val="21"/>
+        </w:rPr>
+        <w:t>모리스 르클레르는 프랑스 특유의 섬세한 화성과 서정적 뉘앙스를 대편성 관현악에 불어넣은 지휘자이자 명편곡가입니다. 폴 모리아, 프랑크 푸르셀 등과 궤를 같이하며 20세기 후반 이지리스닝 오케스트라의 르네상스를 이끌었고, 스크린 테마를 클래식에 버금가는 감상용 명곡으로 승화시킨 거장입니다.</w:t>
+      </w:r>
+    </w:p>
+    <w:p>
+      <w:pPr>
+        <w:spacing w:line="324" w:lineRule="auto" w:before="200" w:after="80"/>
+      </w:pPr>
+      <w:r>
+        <w:rPr w:rFonts="맑은 고딕">
+          <w:rFonts w:ascii="맑은 고딕" w:hAnsi="맑은 고딕" w:eastAsia="맑은 고딕"/>
+          <w:b/>
+          <w:color w:val="1E3A8A"/>
+          <w:sz w:val="24"/>
+        </w:rPr>
+        <w:t>3. 음반 상세 분석</w:t>
+      </w:r>
+    </w:p>
+    <w:p>
+      <w:pPr>
+        <w:spacing w:line="324" w:lineRule="auto" w:after="80"/>
+      </w:pPr>
+      <w:r>
+        <w:rPr w:rFonts="맑은 고딕">
+          <w:rFonts w:ascii="맑은 고딕" w:hAnsi="맑은 고딕" w:eastAsia="맑은 고딕"/>
+          <w:b w:val="0"/>
+          <w:color w:val="6B7280"/>
+          <w:sz w:val="21"/>
+        </w:rPr>
+        <w:t xml:space="preserve">· </w:t>
+      </w:r>
+      <w:r>
+        <w:rPr w:rFonts="맑은 고딕">
+          <w:rFonts w:ascii="맑은 고딕" w:hAnsi="맑은 고딕" w:eastAsia="맑은 고딕"/>
+          <w:b/>
+          <w:color w:val="1F2937"/>
+          <w:sz w:val="21"/>
+        </w:rPr>
+        <w:t xml:space="preserve">역사적 위치: </w:t>
+      </w:r>
+      <w:r>
+        <w:rPr w:rFonts="맑은 고딕">
+          <w:rFonts w:ascii="맑은 고딕" w:hAnsi="맑은 고딕" w:eastAsia="맑은 고딕"/>
+          <w:b w:val="0"/>
+          <w:sz w:val="21"/>
+        </w:rPr>
+        <w:t>니노 로타, 엔니오 모리코네, 리즈 오르톨라니 등 이탈리아 시네마 황금기를 수놓았던 거장들의 불멸의 테마를 프렌치 오케스트라의 품격으로 수렴해 낸 기념비적 앨범입니다. 영화의 서사를 훼손하지 않으면서도 대편성 스트링과 목관의 조화를 통해 독립된 실내악적 완성도를 성취했다는 점에서 팝-클래식 크로스오버의 훌륭한 본보기로 꼽힙니다.</w:t>
+      </w:r>
+    </w:p>
+    <w:p>
+      <w:pPr>
+        <w:spacing w:line="324" w:lineRule="auto" w:after="80"/>
+      </w:pPr>
+      <w:r>
+        <w:rPr w:rFonts="맑은 고딕">
+          <w:rFonts w:ascii="맑은 고딕" w:hAnsi="맑은 고딕" w:eastAsia="맑은 고딕"/>
+          <w:b w:val="0"/>
+          <w:color w:val="6B7280"/>
+          <w:sz w:val="21"/>
+        </w:rPr>
+        <w:t xml:space="preserve">· </w:t>
+      </w:r>
+      <w:r>
+        <w:rPr w:rFonts="맑은 고딕">
+          <w:rFonts w:ascii="맑은 고딕" w:hAnsi="맑은 고딕" w:eastAsia="맑은 고딕"/>
+          <w:b/>
+          <w:color w:val="1F2937"/>
+          <w:sz w:val="21"/>
+        </w:rPr>
+        <w:t xml:space="preserve">시대의 흔적(스토리텔링): </w:t>
+      </w:r>
+      <w:r>
+        <w:rPr w:rFonts="맑은 고딕">
+          <w:rFonts w:ascii="맑은 고딕" w:hAnsi="맑은 고딕" w:eastAsia="맑은 고딕"/>
+          <w:b w:val="0"/>
+          <w:sz w:val="21"/>
+        </w:rPr>
+        <w:t>1960~70년대 이탈리아 영화는 자유와 열정, 그리고 가슴 시린 비극의 대명사로서 전 세계 청춘들의 영혼을 사로잡았습니다. 당시 음악다방과 클래식 감상실의 턴테이블 위를 회전하던 이 장엄한 멜로디들은 산업화 시대를 살아가던 청년들에게 스크린 너머 이국적인 세계를 꿈꾸게 하고 지친 마음을 다독여 주었던 따뜻한 시대적 노스탤지어를 고스란히 간직하고 있습니다.</w:t>
+      </w:r>
+    </w:p>
+    <w:p>
+      <w:pPr>
+        <w:spacing w:line="324" w:lineRule="auto" w:before="200" w:after="80"/>
+      </w:pPr>
+      <w:r>
+        <w:rPr w:rFonts="맑은 고딕">
+          <w:rFonts w:ascii="맑은 고딕" w:hAnsi="맑은 고딕" w:eastAsia="맑은 고딕"/>
+          <w:b/>
+          <w:color w:val="1E3A8A"/>
+          <w:sz w:val="24"/>
+        </w:rPr>
+        <w:t>4. 주요 수록곡 및 감상 제언</w:t>
+      </w:r>
+    </w:p>
+    <w:p>
+      <w:pPr>
+        <w:spacing w:line="324" w:lineRule="auto" w:after="80"/>
+      </w:pPr>
+      <w:r>
+        <w:rPr w:rFonts="맑은 고딕">
+          <w:rFonts w:ascii="맑은 고딕" w:hAnsi="맑은 고딕" w:eastAsia="맑은 고딕"/>
+          <w:b w:val="0"/>
+          <w:color w:val="6B7280"/>
+          <w:sz w:val="21"/>
+        </w:rPr>
+        <w:t xml:space="preserve">· </w:t>
+      </w:r>
+      <w:r>
+        <w:rPr w:rFonts="맑은 고딕">
+          <w:rFonts w:ascii="맑은 고딕" w:hAnsi="맑은 고딕" w:eastAsia="맑은 고딕"/>
+          <w:b/>
+          <w:color w:val="1F2937"/>
+          <w:sz w:val="21"/>
+        </w:rPr>
+        <w:t xml:space="preserve">주요 수록곡 특징: </w:t>
+      </w:r>
+      <w:r>
+        <w:rPr w:rFonts="맑은 고딕">
+          <w:rFonts w:ascii="맑은 고딕" w:hAnsi="맑은 고딕" w:eastAsia="맑은 고딕"/>
+          <w:b w:val="0"/>
+          <w:sz w:val="21"/>
+        </w:rPr>
+        <w:t>지중해의 애수를 머금은 유명 영화 테마들이 수록되어 있으며, 우아한 스트링 섹션의 트레몰로와 감미로운 오보에·플루트의 선율이 극적인 조화를 이룹니다. 클라이맥스에서 폭발하는 오케스트라의 풍성한 음향은 리스너의 눈앞에 고전 명화의 명장면들을 파노라마처럼 펼쳐놓습니다.</w:t>
+      </w:r>
+    </w:p>
+    <w:p>
+      <w:pPr>
+        <w:spacing w:line="324" w:lineRule="auto" w:after="80"/>
+      </w:pPr>
+      <w:r>
+        <w:rPr w:rFonts="맑은 고딕">
+          <w:rFonts w:ascii="맑은 고딕" w:hAnsi="맑은 고딕" w:eastAsia="맑은 고딕"/>
+          <w:b w:val="0"/>
+          <w:color w:val="6B7280"/>
+          <w:sz w:val="21"/>
+        </w:rPr>
+        <w:t xml:space="preserve">· </w:t>
+      </w:r>
+      <w:r>
+        <w:rPr w:rFonts="맑은 고딕">
+          <w:rFonts w:ascii="맑은 고딕" w:hAnsi="맑은 고딕" w:eastAsia="맑은 고딕"/>
+          <w:b/>
+          <w:color w:val="1F2937"/>
+          <w:sz w:val="21"/>
+        </w:rPr>
+        <w:t xml:space="preserve">빈티지 감상 제언: </w:t>
+      </w:r>
+      <w:r>
+        <w:rPr w:rFonts="맑은 고딕">
+          <w:rFonts w:ascii="맑은 고딕" w:hAnsi="맑은 고딕" w:eastAsia="맑은 고딕"/>
+          <w:b w:val="0"/>
+          <w:sz w:val="21"/>
+        </w:rPr>
+        <w:t>진공관 앰프의 부드러운 배음과 MM/MC 카트리지가 장착된 턴테이블로 감상할 때 바이닐 특유의 공간감과 악기 간의 정위감이 가장 아름답게 살아납니다. 인위적인 디지털 음원에서는 느낄 수 없는 바이올린 군의 온기 어린 현 마찰음과 중저역의 깊은 울림에 귀를 기울이며 조명을 낮춘 아늑한 공간에서 감상하시기를 권합니다.</w:t>
+      </w:r>
+    </w:p>
+    <w:p>
+      <w:pPr>
+        <w:spacing w:line="324" w:lineRule="auto" w:after="80"/>
+      </w:pPr>
+      <w:r>
+        <w:rPr w:rFonts="맑은 고딕">
+          <w:rFonts w:ascii="맑은 고딕" w:hAnsi="맑은 고딕" w:eastAsia="맑은 고딕"/>
+          <w:b w:val="0"/>
+          <w:color w:val="6B7280"/>
+          <w:sz w:val="21"/>
+        </w:rPr>
+        <w:t xml:space="preserve">· </w:t>
+      </w:r>
+      <w:r>
+        <w:rPr w:rFonts="맑은 고딕">
+          <w:rFonts w:ascii="맑은 고딕" w:hAnsi="맑은 고딕" w:eastAsia="맑은 고딕"/>
+          <w:b/>
+          <w:color w:val="1F2937"/>
+          <w:sz w:val="21"/>
+        </w:rPr>
+        <w:t xml:space="preserve">소장 가치: </w:t>
+      </w:r>
+      <w:r>
+        <w:rPr w:rFonts="맑은 고딕">
+          <w:rFonts w:ascii="맑은 고딕" w:hAnsi="맑은 고딕" w:eastAsia="맑은 고딕"/>
+          <w:b w:val="0"/>
+          <w:sz w:val="21"/>
+        </w:rPr>
+        <w:t>정통 아날로그 마스터링 기술이 절정에 달했던 시기에 정교하게 프레싱된 음반으로, 이탈리아 시네마 명곡 20곡을 단 한 장에 농축한 풍성한 볼륨감과 뛰어난 오디오파일 음질을 지녀 소장 가치가 대단히 높은 바이닐입니다.</w:t>
+      </w:r>
+    </w:p>
+    <w:p>
+      <w:pPr>
+        <w:spacing w:line="324" w:lineRule="auto" w:after="120" w:before="160"/>
+      </w:pPr>
+      <w:r>
+        <w:rPr w:rFonts="맑은 고딕">
+          <w:rFonts w:ascii="맑은 고딕" w:hAnsi="맑은 고딕" w:eastAsia="맑은 고딕"/>
+          <w:b/>
+          <w:color w:val="4338CA"/>
+          <w:sz w:val="21"/>
+        </w:rPr>
+        <w:t>이 음반을 통해 아날로그 바늘 끝에서 피어나는 지중해의 푸른 낭만과 고전 명화가 전해주는 감동을 다시 한번 경험해 보시는 것은 어떨까요?</w:t>
       </w:r>
     </w:p>
     <w:sectPr>
       <w:pgSz w:w="12240" w:h="15840"/>
-      <w:pgMar w:top="1440" w:right="1440" w:bottom="1440" w:left="1440" w:header="720" w:footer="720" w:gutter="0"/>
+      <w:pgMar w:top="1152" w:right="1296" w:bottom="1152" w:left="1296" w:header="720" w:footer="720" w:gutter="0"/>
       <w:cols w:space="720"/>
       <w:docGrid w:linePitch="360"/>
     </w:sectPr>

--- a/word_reports/LP_0238_위치_384_Maurice Leclerc et Son Or.docx
+++ b/word_reports/LP_0238_위치_384_Maurice Leclerc et Son Or.docx
@@ -32,7 +32,7 @@
     </w:p>
     <w:p>
       <w:pPr>
-        <w:spacing w:line="324" w:lineRule="auto" w:before="80" w:after="160"/>
+        <w:spacing w:line="324" w:lineRule="auto" w:before="80" w:after="120"/>
       </w:pPr>
       <w:r>
         <w:rPr w:rFonts="맑은 고딕">
@@ -42,13 +42,6 @@
           <w:sz w:val="22"/>
         </w:rPr>
         <w:t xml:space="preserve">[음반 소개] </w:t>
-      </w:r>
-      <w:r>
-        <w:rPr w:rFonts="맑은 고딕">
-          <w:rFonts w:ascii="맑은 고딕" w:hAnsi="맑은 고딕" w:eastAsia="맑은 고딕"/>
-          <w:b w:val="0"/>
-          <w:sz w:val="21"/>
-        </w:rPr>
       </w:r>
     </w:p>
     <w:p>
@@ -61,7 +54,33 @@
           <w:b w:val="0"/>
           <w:sz w:val="21"/>
         </w:rPr>
-        <w:t>지중해의 눈부신 태양과 은막 뒤편에 흐르는 서정적 비애를 유려한 현악의 울림으로 포착해 낸 격조 높은 오케스트라 명반입니다. 유럽 이지리스닝 무드의 거장 모리스 르클레르가 이끄는 오케스트라는 이탈리아 영화 음악 특유의 뜨거운 서사와 낭만을 극적인 다이내믹과 감각적인 편곡으로 완벽히 재해석해 냅니다. 한 편의 시처럼 흐르는 선율 속에서 당대 시네마 천국을 꿈꾸던 전 세계 음악 팬들에게 은막의 깊은 잔향을 선물하며, 세월이 흘러도 퇴색되지 않는 클래시컬 팝 사운드의 진수를 들려줍니다.</w:t>
+        <w:t>은막의 서정이 만개하던 20세기 후반, 이탈리아 시네마는 특유의 탐미주의와 비장한 낭만성으로 전 세계 관객들의 심장을 뒤흔들었습니다. 치네치타(Cinecittà) 스튜디오의 황금빛 먼지 속에서 피어난 멜로디들은 단순한 배경음악을 넘어 한 시대의 낭만과 비극을 대변하는 시대정신 그 자체였습니다. 본 음반은 프랑스 경음악계의 품격 있는 마에스트로 모리스 르클레르(Maurice Leclerc)와 그의 오케스트라가 이 매혹적인 이탈리아 스크린의 명선율들을 프렌치 살롱 오케스트라 특유의 우아함과 극적인 긴장감으로 재해석해 낸 기념비적인 앨범입니다.</w:t>
+      </w:r>
+    </w:p>
+    <w:p>
+      <w:pPr>
+        <w:spacing w:line="324" w:lineRule="auto" w:after="120"/>
+      </w:pPr>
+      <w:r>
+        <w:rPr w:rFonts="맑은 고딕">
+          <w:rFonts w:ascii="맑은 고딕" w:hAnsi="맑은 고딕" w:eastAsia="맑은 고딕"/>
+          <w:b w:val="0"/>
+          <w:sz w:val="21"/>
+        </w:rPr>
+        <w:t>모리스 르클레르가 지휘하는 ‘손 오르셰(Son Orchestre, 그의 오케스트라)’는 원작이 지닌 지중해의 거친 격정과 애수를 비단결처럼 부드러운 바이올린 섹션과 투명한 목관의 울림으로 정제해 냅니다. 원곡의 드라마틱한 본질을 훼손하지 않으면서도 프랑스적 에스프리와 세련미를 덧입힌 이들의 사운드는 듣는 이를 단숨에 햇살이 부서지는 이탈리아의 광장과 비운의 주인공들이 서성이던 밤의 골목길로 이끕니다. 스크린을 가득 채웠던 환희와 비탄의 정서가 장대한 관현악의 직조를 거쳐 지극히 우아한 예술적 화폭으로 다시 태어난 것입니다.</w:t>
+      </w:r>
+    </w:p>
+    <w:p>
+      <w:pPr>
+        <w:spacing w:line="324" w:lineRule="auto" w:after="120"/>
+      </w:pPr>
+      <w:r>
+        <w:rPr w:rFonts="맑은 고딕">
+          <w:rFonts w:ascii="맑은 고딕" w:hAnsi="맑은 고딕" w:eastAsia="맑은 고딕"/>
+          <w:b w:val="0"/>
+          <w:sz w:val="21"/>
+        </w:rPr>
+        <w:t>'Custom 20'이라는 표제가 증명하듯, 이 음반은 아날로그 오디오의 황금기에 가장 순도 높은 감상의 쾌락을 제공하기 위해 정교하게 엄선된 트랙들로 채워져 있습니다. 현악기들이 자아내는 웅장한 파도와 그 사이를 가르는 서정적인 독주 악기들의 대화는 시대를 뛰어넘어 여전히 가슴 벅찬 감동을 자아냅니다. 세월이 흘러 은막의 흑백 필름들은 빛바랜 추억이 되었지만, 모리스 르클레르가 빚어낸 찬란한 선율들은 여전히 턴테이블 위에서 영원히 퇴색하지 않을 노스탤지어의 불꽃으로 타오르고 있습니다.</w:t>
       </w:r>
     </w:p>
     <w:p>
@@ -168,7 +187,7 @@
           <w:b w:val="0"/>
           <w:sz w:val="21"/>
         </w:rPr>
-        <w:t>1970년대 무드 오케스트라 및 스크린 뮤직의 황금기에 기획된 일본 빅터(Victor) 음반사의 고급 오디오파일·디럭스 컴필레이션 라인인 'Custom 20' 시리즈의 일환으로 발매되었습니다.</w:t>
+        <w:t>1970년대 유럽 및 아시아의 하이파이(Hi-Fi) 오디오 애호가들을 겨냥하여 당대 최고의 이탈리아 영화음악 테마 20곡을 엄선, 수준 높은 관현악 편곡으로 기획·발매된 프리미엄 스크린 뮤직 명반.</w:t>
       </w:r>
     </w:p>
     <w:p>
@@ -199,7 +218,7 @@
           <w:b w:val="0"/>
           <w:sz w:val="21"/>
         </w:rPr>
-        <w:t>1970년대 아날로그 오디오 보급 붐과 맞물려 무드 음악 및 영화음악 애호가들 사이에서 필청반으로 자리 잡았으며, 아시아와 유럽의 이지리스닝 시장에서 롱셀러를 기록했습니다.</w:t>
+        <w:t>발매 당시 이지리스닝 및 스크린 무드 음악 시장에서 탁월한 판매고를 기록하였으며, 음질과 연주력 모두를 충족하는 스테디셀러로 대중과 오디오파일의 전폭적인 지지를 받음.</w:t>
       </w:r>
     </w:p>
     <w:p>
@@ -230,7 +249,7 @@
           <w:b w:val="0"/>
           <w:sz w:val="21"/>
         </w:rPr>
-        <w:t>대중가요 차트의 경쟁을 벗어나 순수 음악성과 유려한 관현악 편곡의 가치를 인정받았으며, 일본 및 유럽 오디오 전문지로부터 우수 사운드트랙 편곡반으로 호평을 받았습니다.</w:t>
+        <w:t>상업적 차트를 넘어 당대 유럽 경음악계에서 품격 높은 영화음악 헌정 음반으로 극찬받았으며, 명품 시청용 바이닐로서 음악 평단과 애호가들의 깊은 신뢰를 획득함.</w:t>
       </w:r>
     </w:p>
     <w:p>
@@ -306,7 +325,7 @@
           <w:b w:val="0"/>
           <w:sz w:val="21"/>
         </w:rPr>
-        <w:t>20세기 중후반 활동 (1960~1970년대 전성기)</w:t>
+        <w:t>20세기 중·후반 활동</w:t>
       </w:r>
     </w:p>
     <w:p>
@@ -337,7 +356,7 @@
           <w:b w:val="0"/>
           <w:sz w:val="21"/>
         </w:rPr>
-        <w:t>대편성 팝스 오케스트라 (Orchestra)</w:t>
+        <w:t>모리스 르클레르 오케스트라 (Maurice Leclerc et Son Orchestre)</w:t>
       </w:r>
     </w:p>
     <w:p>
@@ -368,7 +387,7 @@
           <w:b w:val="0"/>
           <w:sz w:val="21"/>
         </w:rPr>
-        <w:t>모리스 르클레르는 프랑스 특유의 섬세한 화성과 서정적 뉘앙스를 대편성 관현악에 불어넣은 지휘자이자 명편곡가입니다. 폴 모리아, 프랑크 푸르셀 등과 궤를 같이하며 20세기 후반 이지리스닝 오케스트라의 르네상스를 이끌었고, 스크린 테마를 클래식에 버금가는 감상용 명곡으로 승화시킨 거장입니다.</w:t>
+        <w:t>모리스 르클레르는 프렌치 이지리스닝 오케스트라의 정수를 보여준 지휘자이자 편곡자입니다. 클래식의 엄격한 구조미와 팝의 대중적인 감수성을 절묘하게 조화시킨 세련된 관현악 사운드로 전 세계 경음악 애호가들에게 깊은 인상을 남겼습니다.</w:t>
       </w:r>
     </w:p>
     <w:p>
@@ -413,7 +432,7 @@
           <w:b w:val="0"/>
           <w:sz w:val="21"/>
         </w:rPr>
-        <w:t>니노 로타, 엔니오 모리코네, 리즈 오르톨라니 등 이탈리아 시네마 황금기를 수놓았던 거장들의 불멸의 테마를 프렌치 오케스트라의 품격으로 수렴해 낸 기념비적 앨범입니다. 영화의 서사를 훼손하지 않으면서도 대편성 스트링과 목관의 조화를 통해 독립된 실내악적 완성도를 성취했다는 점에서 팝-클래식 크로스오버의 훌륭한 본보기로 꼽힙니다.</w:t>
+        <w:t>니노 로타, 엔니오 모리코네, 리즈 오르톨라니 등 이탈리아 시네마의 거장들이 남긴 불멸의 스코어를 프랑스 관현악 특유의 감미롭고 섬세한 미학으로 승화시킨 걸작 앨범입니다. 대중성과 예술성의 완벽한 교집합을 이루며 1970년대 오케스트랄 팝의 정점을 보여주는 사료적 가치를 지닙니다.</w:t>
       </w:r>
     </w:p>
     <w:p>
@@ -444,7 +463,7 @@
           <w:b w:val="0"/>
           <w:sz w:val="21"/>
         </w:rPr>
-        <w:t>1960~70년대 이탈리아 영화는 자유와 열정, 그리고 가슴 시린 비극의 대명사로서 전 세계 청춘들의 영혼을 사로잡았습니다. 당시 음악다방과 클래식 감상실의 턴테이블 위를 회전하던 이 장엄한 멜로디들은 산업화 시대를 살아가던 청년들에게 스크린 너머 이국적인 세계를 꿈꾸게 하고 지친 마음을 다독여 주었던 따뜻한 시대적 노스탤지어를 고스란히 간직하고 있습니다.</w:t>
+        <w:t>이 음반에는 전후 유럽의 부흥기와 더불어 전성기를 누렸던 명작 영화들의 정서가 짙게 베여 있습니다. 당시 라디오와 전축 앞에서 스크린 속 주인공들의 비극적인 사랑과 모험에 눈물짓던 청춘들의 아련한 낭만과 시대적 온기가 고스란히 담겨 있습니다.</w:t>
       </w:r>
     </w:p>
     <w:p>
@@ -489,7 +508,7 @@
           <w:b w:val="0"/>
           <w:sz w:val="21"/>
         </w:rPr>
-        <w:t>지중해의 애수를 머금은 유명 영화 테마들이 수록되어 있으며, 우아한 스트링 섹션의 트레몰로와 감미로운 오보에·플루트의 선율이 극적인 조화를 이룹니다. 클라이맥스에서 폭발하는 오케스트라의 풍성한 음향은 리스너의 눈앞에 고전 명화의 명장면들을 파노라마처럼 펼쳐놓습니다.</w:t>
+        <w:t>지중해의 우수가 서린 격정적인 테마부터 로맨틱한 서정 소품까지 폭넓게 수록되어 있습니다. 특히 밀도 높은 현악 앙상블이 쏟아져 나오는 곡들에서는 화려한 바이올린의 찰현과 애수 띤 금관의 울림이 교차하며 영화 속 명장면들을 눈앞에 생생하게 펼쳐냅니다.</w:t>
       </w:r>
     </w:p>
     <w:p>
@@ -520,7 +539,7 @@
           <w:b w:val="0"/>
           <w:sz w:val="21"/>
         </w:rPr>
-        <w:t>진공관 앰프의 부드러운 배음과 MM/MC 카트리지가 장착된 턴테이블로 감상할 때 바이닐 특유의 공간감과 악기 간의 정위감이 가장 아름답게 살아납니다. 인위적인 디지털 음원에서는 느낄 수 없는 바이올린 군의 온기 어린 현 마찰음과 중저역의 깊은 울림에 귀를 기울이며 조명을 낮춘 아늑한 공간에서 감상하시기를 권합니다.</w:t>
+        <w:t>진공관 앰프 특유의 포근한 배음과 중후한 턴테이블의 카트리지를 통해 감상할 때 본작의 공간감이 극대화됩니다. 아날로그 소릿골에서 피어오르는 자연스러운 현악의 잔향과 풍성한 저역은 디지털 음원에서는 결코 흉내 낼 수 없는 극장 스피커 특유의 깊은 울림을 전해줍니다.</w:t>
       </w:r>
     </w:p>
     <w:p>
@@ -551,7 +570,7 @@
           <w:b w:val="0"/>
           <w:sz w:val="21"/>
         </w:rPr>
-        <w:t>정통 아날로그 마스터링 기술이 절정에 달했던 시기에 정교하게 프레싱된 음반으로, 이탈리아 시네마 명곡 20곡을 단 한 장에 농축한 풍성한 볼륨감과 뛰어난 오디오파일 음질을 지녀 소장 가치가 대단히 높은 바이닐입니다.</w:t>
+        <w:t>아날로그 황금기 유럽 레코딩 기술의 정갈함과 화려한 오케스트레이션이 완벽하게 보존된 음반입니다. 이탈리아 영화음악의 명곡들을 단 한 장의 바이닐로 품격 있게 감상하고자 하는 LP 컬렉터에게는 필청의 소장 가치를 지닌 보물과도 같습니다.</w:t>
       </w:r>
     </w:p>
     <w:p>
@@ -565,7 +584,7 @@
           <w:color w:val="4338CA"/>
           <w:sz w:val="21"/>
         </w:rPr>
-        <w:t>이 음반을 통해 아날로그 바늘 끝에서 피어나는 지중해의 푸른 낭만과 고전 명화가 전해주는 감동을 다시 한번 경험해 보시는 것은 어떨까요?</w:t>
+        <w:t>이 음반을 통해 지중해의 푸른 바다처럼 일렁이는 영화적 선율과 모리스 르클레르 오케스트라가 전해주는 감동을 다시 한번 경험해 보시는 것은 어떨까요?</w:t>
       </w:r>
     </w:p>
     <w:sectPr>
